--- a/exports/final/week1/KUTUMBA-C1-W1-OWNER-RUNBOOK-V12.2.docx
+++ b/exports/final/week1/KUTUMBA-C1-W1-OWNER-RUNBOOK-V12.2.docx
@@ -113,7 +113,7 @@
               <w:rPr>
                 <w:b/>
               </w:rPr>
-              <w:t>V12.2  •  Families Growing in Krishna Consciousness</w:t>
+              <w:t>V12.2.1  •  Families Growing in Krishna Consciousness</w:t>
               <w:br/>
               <w:t>Program Director: Swapnil Patil</w:t>
             </w:r>
@@ -1066,8 +1066,11 @@
     </w:p>
     <w:p>
       <w:pPr>
-        <w:pStyle w:val="ListNumber"/>
+        <w:ind w:left="288"/>
       </w:pPr>
+      <w:r>
+        <w:t xml:space="preserve">1. </w:t>
+      </w:r>
       <w:r>
         <w:rPr>
           <w:b/>
@@ -1080,8 +1083,11 @@
     </w:p>
     <w:p>
       <w:pPr>
-        <w:pStyle w:val="ListNumber"/>
+        <w:ind w:left="288"/>
       </w:pPr>
+      <w:r>
+        <w:t xml:space="preserve">2. </w:t>
+      </w:r>
       <w:r>
         <w:rPr>
           <w:b/>
@@ -1104,8 +1110,11 @@
     </w:p>
     <w:p>
       <w:pPr>
-        <w:pStyle w:val="ListNumber"/>
+        <w:ind w:left="288"/>
       </w:pPr>
+      <w:r>
+        <w:t xml:space="preserve">1. </w:t>
+      </w:r>
       <w:r>
         <w:rPr>
           <w:b/>
@@ -1118,8 +1127,11 @@
     </w:p>
     <w:p>
       <w:pPr>
-        <w:pStyle w:val="ListNumber"/>
+        <w:ind w:left="288"/>
       </w:pPr>
+      <w:r>
+        <w:t xml:space="preserve">2. </w:t>
+      </w:r>
       <w:r>
         <w:rPr>
           <w:b/>
@@ -1132,8 +1144,11 @@
     </w:p>
     <w:p>
       <w:pPr>
-        <w:pStyle w:val="ListNumber"/>
+        <w:ind w:left="288"/>
       </w:pPr>
+      <w:r>
+        <w:t xml:space="preserve">3. </w:t>
+      </w:r>
       <w:r>
         <w:rPr>
           <w:b/>
@@ -1767,7 +1782,7 @@
         <w:color w:val="4F7C78"/>
         <w:sz w:val="17"/>
       </w:rPr>
-      <w:t>C1-W1 • V12.2  |  Program owner</w:t>
+      <w:t>C1-W1 • V12.2.1  |  Program owner</w:t>
     </w:r>
   </w:p>
 </w:hdr>
